--- a/content/substack/visiting-day-whoever-is-working-the-door.docx
+++ b/content/substack/visiting-day-whoever-is-working-the-door.docx
@@ -251,7 +251,7 @@
     </w:p>
     <w:p>
       <w:r>
-        <w:t>I have always believed the dress code was a national standard. It isn't. There is no national visitor dress code — every institution writes its own, and the Bureau puts the burden on the inmate to tell his own family what it says. I have been in here fourteen years, I litigate from my cell, and I had that wrong.</w:t>
+        <w:t>I have always believed the dress code was a national standard. It isn't. There is no national visitor dress code — every institution writes its own, and the Bureau puts the burden on the inmate to tell his own family what it says. I have been in the Bureau of Prisons since 2016, I litigate from my room, and I had that wrong.</w:t>
       </w:r>
     </w:p>
     <w:p>

--- a/content/substack/visiting-day-whoever-is-working-the-door.docx
+++ b/content/substack/visiting-day-whoever-is-working-the-door.docx
@@ -427,6 +427,46 @@
     </w:p>
     <w:p>
       <w:r>
+        <w:rPr>
+          <w:b/>
+        </w:rPr>
+        <w:t>Director Marshall. Deputy Director Smith.</w:t>
+      </w:r>
+    </w:p>
+    <w:p>
+      <w:r>
+        <w:t>Deputy Director Smith — you are the first person to hold senior leadership in this agency after serving time in its custody. You know what a visit is worth.</w:t>
+      </w:r>
+    </w:p>
+    <w:p>
+      <w:r>
+        <w:t>Publish one national visiting standard. One dress code, one page, identical at every institution, posted where a family can read it before they book a flight.</w:t>
+      </w:r>
+    </w:p>
+    <w:p>
+      <w:r>
+        <w:t>There is no national standard today. Every institution writes its own, and the Bureau makes the inmate responsible for explaining it to his own family. That is how a stepfather drives an hour and loses his son's birthday over a shade of white that appears in no rule.</w:t>
+      </w:r>
+    </w:p>
+    <w:p>
+      <w:r>
+        <w:t>These families committed no crime. They are taxpayers. They pay the salary of every employee in your agency, including the one standing at that door.</w:t>
+      </w:r>
+    </w:p>
+    <w:p>
+      <w:r>
+        <w:t>Give them one page.</w:t>
+      </w:r>
+    </w:p>
+    <w:p>
+      <w:pPr>
+        <w:pBdr>
+          <w:bottom w:val="single" w:sz="6" w:space="1" w:color="000000"/>
+        </w:pBdr>
+      </w:pPr>
+    </w:p>
+    <w:p>
+      <w:r>
         <w:t>My sister got in that day. She spent the first twenty minutes of our visit laughing about wearing our father's pants.</w:t>
       </w:r>
     </w:p>

--- a/content/substack/visiting-day-whoever-is-working-the-door.docx
+++ b/content/substack/visiting-day-whoever-is-working-the-door.docx
@@ -3,91 +3,35 @@
 <w:document xmlns:wpc="http://schemas.microsoft.com/office/word/2010/wordprocessingCanvas" xmlns:mo="http://schemas.microsoft.com/office/mac/office/2008/main" xmlns:mc="http://schemas.openxmlformats.org/markup-compatibility/2006" xmlns:mv="urn:schemas-microsoft-com:mac:vml" xmlns:o="urn:schemas-microsoft-com:office:office" xmlns:r="http://schemas.openxmlformats.org/officeDocument/2006/relationships" xmlns:m="http://schemas.openxmlformats.org/officeDocument/2006/math" xmlns:v="urn:schemas-microsoft-com:vml" xmlns:wp14="http://schemas.microsoft.com/office/word/2010/wordprocessingDrawing" xmlns:wp="http://schemas.openxmlformats.org/drawingml/2006/wordprocessingDrawing" xmlns:w10="urn:schemas-microsoft-com:office:word" xmlns:w="http://schemas.openxmlformats.org/wordprocessingml/2006/main" xmlns:w14="http://schemas.microsoft.com/office/word/2010/wordml" xmlns:wpg="http://schemas.microsoft.com/office/word/2010/wordprocessingGroup" xmlns:wpi="http://schemas.microsoft.com/office/word/2010/wordprocessingInk" xmlns:wne="http://schemas.microsoft.com/office/word/2006/wordml" xmlns:wps="http://schemas.microsoft.com/office/word/2010/wordprocessingShape" mc:Ignorable="w14 wp14">
   <w:body>
     <w:p>
-      <w:pPr>
-        <w:shd w:val="clear" w:color="auto" w:fill="DCE6F1"/>
-      </w:pPr>
       <w:r>
         <w:rPr>
           <w:b/>
-          <w:sz w:val="26"/>
+          <w:sz w:val="36"/>
         </w:rPr>
-        <w:t>PUBLISHER CHECKLIST</w:t>
-      </w:r>
-    </w:p>
-    <w:p>
-      <w:pPr>
-        <w:shd w:val="clear" w:color="auto" w:fill="DCE6F1"/>
-      </w:pPr>
-      <w:r>
-        <w:rPr>
-          <w:b/>
-        </w:rPr>
-        <w:t xml:space="preserve">Title: </w:t>
-      </w:r>
-      <w:r>
         <w:t>My Sister Had to Borrow Our Father's Jeans in the Prison Parking Lot to See Me</w:t>
       </w:r>
     </w:p>
     <w:p>
-      <w:pPr>
-        <w:shd w:val="clear" w:color="auto" w:fill="DCE6F1"/>
-      </w:pPr>
       <w:r>
         <w:rPr>
-          <w:b/>
+          <w:i/>
+          <w:sz w:val="24"/>
         </w:rPr>
-        <w:t xml:space="preserve">Subtitle (email preview text): </w:t>
-      </w:r>
-      <w:r>
         <w:t>Whether you get in depends on who's working the door.</w:t>
       </w:r>
     </w:p>
     <w:p>
-      <w:pPr>
-        <w:shd w:val="clear" w:color="auto" w:fill="DCE6F1"/>
-      </w:pPr>
       <w:r>
-        <w:rPr>
-          <w:b/>
-        </w:rPr>
-        <w:t xml:space="preserve">Column: </w:t>
-      </w:r>
-      <w:r>
-        <w:t>Surviving the Feds: Dispatches from the Inside</w:t>
+        <w:t>By Bilal Khan</w:t>
       </w:r>
     </w:p>
     <w:p>
-      <w:pPr>
-        <w:shd w:val="clear" w:color="auto" w:fill="DCE6F1"/>
-      </w:pPr>
       <w:r>
         <w:rPr>
-          <w:b/>
+          <w:i/>
         </w:rPr>
-        <w:t xml:space="preserve">Author: </w:t>
+        <w:t>Surviving the Feds: Dispatches from the Inside</w:t>
       </w:r>
-      <w:r>
-        <w:t>Bilal Khan (guest author — set byline to guest, not Doug)</w:t>
-      </w:r>
-    </w:p>
-    <w:p>
-      <w:pPr>
-        <w:shd w:val="clear" w:color="auto" w:fill="DCE6F1"/>
-      </w:pPr>
-      <w:r>
-        <w:rPr>
-          <w:b/>
-        </w:rPr>
-        <w:t xml:space="preserve">Paste target: </w:t>
-      </w:r>
-      <w:r>
-        <w:t>Substack editor. Formatting below is paste-ready.</w:t>
-      </w:r>
-    </w:p>
-    <w:p>
-      <w:pPr>
-        <w:shd w:val="clear" w:color="auto" w:fill="DCE6F1"/>
-      </w:pPr>
     </w:p>
     <w:p>
       <w:pPr>
@@ -96,7 +40,6 @@
         </w:pBdr>
       </w:pPr>
     </w:p>
-    <w:p/>
     <w:p>
       <w:r>
         <w:t>She had worn that outfit to visit me for years. That morning an officer decided it was leggings.</w:t>
@@ -508,9 +451,6 @@
       </w:r>
     </w:p>
     <w:p>
-      <w:pPr>
-        <w:jc w:val="left"/>
-      </w:pPr>
       <w:r>
         <w:t>~Bilal</w:t>
       </w:r>

--- a/content/substack/visiting-day-whoever-is-working-the-door.docx
+++ b/content/substack/visiting-day-whoever-is-working-the-door.docx
@@ -2,6 +2,45 @@
 <file path=word/document.xml><?xml version="1.0" encoding="utf-8"?>
 <w:document xmlns:wpc="http://schemas.microsoft.com/office/word/2010/wordprocessingCanvas" xmlns:mo="http://schemas.microsoft.com/office/mac/office/2008/main" xmlns:mc="http://schemas.openxmlformats.org/markup-compatibility/2006" xmlns:mv="urn:schemas-microsoft-com:mac:vml" xmlns:o="urn:schemas-microsoft-com:office:office" xmlns:r="http://schemas.openxmlformats.org/officeDocument/2006/relationships" xmlns:m="http://schemas.openxmlformats.org/officeDocument/2006/math" xmlns:v="urn:schemas-microsoft-com:vml" xmlns:wp14="http://schemas.microsoft.com/office/word/2010/wordprocessingDrawing" xmlns:wp="http://schemas.openxmlformats.org/drawingml/2006/wordprocessingDrawing" xmlns:w10="urn:schemas-microsoft-com:office:word" xmlns:w="http://schemas.openxmlformats.org/wordprocessingml/2006/main" xmlns:w14="http://schemas.microsoft.com/office/word/2010/wordml" xmlns:wpg="http://schemas.microsoft.com/office/word/2010/wordprocessingGroup" xmlns:wpi="http://schemas.microsoft.com/office/word/2010/wordprocessingInk" xmlns:wne="http://schemas.microsoft.com/office/word/2006/wordml" xmlns:wps="http://schemas.microsoft.com/office/word/2010/wordprocessingShape" mc:Ignorable="w14 wp14">
   <w:body>
+    <w:p>
+      <w:pPr>
+        <w:jc w:val="center"/>
+      </w:pPr>
+      <w:r>
+        <w:drawing>
+          <wp:inline xmlns:a="http://schemas.openxmlformats.org/drawingml/2006/main" xmlns:pic="http://schemas.openxmlformats.org/drawingml/2006/picture">
+            <wp:extent cx="5943600" cy="3328416"/>
+            <wp:docPr id="1" name="Picture 1"/>
+            <wp:cNvGraphicFramePr>
+              <a:graphicFrameLocks noChangeAspect="1"/>
+            </wp:cNvGraphicFramePr>
+            <a:graphic>
+              <a:graphicData uri="http://schemas.openxmlformats.org/drawingml/2006/picture">
+                <pic:pic>
+                  <pic:nvPicPr>
+                    <pic:cNvPr id="0" name="substack-column-header.png"/>
+                    <pic:cNvPicPr/>
+                  </pic:nvPicPr>
+                  <pic:blipFill>
+                    <a:blip r:embed="rId9"/>
+                    <a:stretch>
+                      <a:fillRect/>
+                    </a:stretch>
+                  </pic:blipFill>
+                  <pic:spPr>
+                    <a:xfrm>
+                      <a:off x="0" y="0"/>
+                      <a:ext cx="5943600" cy="3328416"/>
+                    </a:xfrm>
+                    <a:prstGeom prst="rect"/>
+                  </pic:spPr>
+                </pic:pic>
+              </a:graphicData>
+            </a:graphic>
+          </wp:inline>
+        </w:drawing>
+      </w:r>
+    </w:p>
     <w:p>
       <w:r>
         <w:rPr>

--- a/content/substack/visiting-day-whoever-is-working-the-door.docx
+++ b/content/substack/visiting-day-whoever-is-working-the-door.docx
@@ -69,7 +69,7 @@
         <w:rPr>
           <w:i/>
         </w:rPr>
-        <w:t>Surviving the Feds: Dispatches from the Inside</w:t>
+        <w:t>Intel From The Inside — A Surviving the Feds Exclusive</w:t>
       </w:r>
     </w:p>
     <w:p>

--- a/content/substack/visiting-day-whoever-is-working-the-door.docx
+++ b/content/substack/visiting-day-whoever-is-working-the-door.docx
@@ -179,7 +179,7 @@
     </w:p>
     <w:p>
       <w:r>
-        <w:t>It's like a shitty parent when CPS shows up. Put on a show, at least. The Bureau never got that memo.</w:t>
+        <w:t>Even a shitty parent cleans the house before the caseworker arrives. The Bureau doesn't bother.</w:t>
       </w:r>
     </w:p>
     <w:p>

--- a/content/substack/visiting-day-whoever-is-working-the-door.docx
+++ b/content/substack/visiting-day-whoever-is-working-the-door.docx
@@ -223,7 +223,16 @@
     </w:p>
     <w:p>
       <w:r>
-        <w:t>Now hold that against what Fort Dix actually publishes. The rule bans clothing that resembles what inmates are issued, and gives the example of khaki clothing with a plain white or khaki shirt.</w:t>
+        <w:t xml:space="preserve">Now hold that against what Fort Dix actually publishes. The rule bans clothing that resembles what inmates are issued, and gives one example: "khaki colored clothing </w:t>
+      </w:r>
+      <w:r>
+        <w:rPr>
+          <w:i/>
+        </w:rPr>
+        <w:t>with</w:t>
+      </w:r>
+      <w:r>
+        <w:t xml:space="preserve"> plain white or khaki shirt at the FCI."</w:t>
       </w:r>
     </w:p>
     <w:p>
